--- a/manuscript/Cover_Letter_CAEE.docx
+++ b/manuscript/Cover_Letter_CAEE.docx
@@ -301,7 +301,7 @@
         <w:t xml:space="preserve"> </w:t>
       </w:r>
       <w:r>
-        <w:t xml:space="preserve">All per-frame telemetry, per-cycle event markers and the greenhouse image dataset are deposited at https://doi.org/10.5281/zenodo.22854130 under CC BY 4.0, and the analysis code, container definitions and edge application are at https://github.com/xiaolin200206/unified-agtech-engine. Every table and figure in the manuscript and its supplement is regenerated from the deposited logs by a single released script; no reported quantity exists outside that chain.</w:t>
+        <w:t xml:space="preserve">All per-frame telemetry, per-cycle event markers and the greenhouse image dataset are deposited at https://doi.org/10.5281/zenodo.22854130 under CC BY 4.0, and the analysis code, container definitions and edge application are at https://github.com/xiaolin200206/edge-container-deployment-measurement. Every table and figure in the manuscript and its supplement is regenerated from the deposited logs by a single released script; no reported quantity exists outside that chain.</w:t>
       </w:r>
     </w:p>
     <w:p>

--- a/manuscript/Cover_Letter_CAEE.docx
+++ b/manuscript/Cover_Letter_CAEE.docx
@@ -217,13 +217,13 @@
           <w:bCs/>
           <w:b/>
         </w:rPr>
-        <w:t xml:space="preserve">The mean latency difference is not a tail difference.</w:t>
+        <w:t xml:space="preserve">The latency difference is small where it lands.</w:t>
       </w:r>
       <w:r>
         <w:t xml:space="preserve"> </w:t>
       </w:r>
       <w:r>
-        <w:t xml:space="preserve">At the 95th percentile the two conditions lie within 1 ms of each other. Since the end-to-end alert path of this class of node is gated by a multi-frame confirmation window rather than by a single inference, the trade is close to free in the quantity that actually governs response time — a conclusion the mean alone would not support.</w:t>
+        <w:t xml:space="preserve">Confirming a class takes five frames, so the 8.3 ms mean difference accumulates to 41.5 ms, against an end-to-end alert path of under 2.5 s. Stating the cost in the units of the deployed path, rather than as a percentage of per-frame inference time, changes what the 45.6 % figure means for a practitioner.</w:t>
       </w:r>
     </w:p>
     <w:p>
@@ -252,6 +252,14 @@
         <w:pStyle w:val="FirstParagraph"/>
       </w:pPr>
       <w:r>
+        <w:t xml:space="preserve">One field result runs against the bench measurements and we report it as such. The profiling runs peaked at 68.3 °C against an 82 °C throttling threshold, but the deployed session reached 77.7 °C within three duty cycles at 94.1 % processor utilisation and was still climbing when it ended. A 3.71 °C difference between conditions is of the same order as the 4.3 °C the deployed session had left, which is what would make it operationally significant — and the field session was run in one configuration only, so whether it transfers is untested. We state the conditional rather than the conclusion.</w:t>
+      </w:r>
+    </w:p>
+    <w:p>
+      <w:pPr>
+        <w:pStyle w:val="BodyText"/>
+      </w:pPr>
+      <w:r>
         <w:t xml:space="preserve">We have chosen to foreground this last point rather than bury it, because we believe the problem generalises beyond our own measurement. A container image is a frozen dependency resolution; unless its versions are pinned to the host’s, a container-versus-host comparison measures the dependency resolution as much as the isolation mechanism. On that argument, published overhead figures that do not report the interpreter and runtime versions of both sides are not portable between studies. We release a per-run environment-capture routine as the minimum instrumentation that would make them so.</w:t>
       </w:r>
     </w:p>
@@ -301,7 +309,7 @@
         <w:t xml:space="preserve"> </w:t>
       </w:r>
       <w:r>
-        <w:t xml:space="preserve">All per-frame telemetry, per-cycle event markers and the greenhouse image dataset are deposited at https://doi.org/10.5281/zenodo.22854130 under CC BY 4.0, and the analysis code, container definitions and edge application are at https://github.com/xiaolin200206/edge-container-deployment-measurement. Every table and figure in the manuscript and its supplement is regenerated from the deposited logs by a single released script; no reported quantity exists outside that chain.</w:t>
+        <w:t xml:space="preserve">All per-frame telemetry, per-cycle event markers and the site-collected greenhouse image dataset are deposited at https://doi.org/10.5281/zenodo.22857312 under CC BY 4.0, and the analysis code, container definitions and edge application are at https://github.com/xiaolin200206/edge-container-deployment-measurement. Every table and figure in the manuscript and its supplement is regenerated from the deposited logs by a single released script; no reported quantity exists outside that chain.</w:t>
       </w:r>
     </w:p>
     <w:p>
